--- a/backend/Generated_Proposal.docx
+++ b/backend/Generated_Proposal.docx
@@ -273,7 +273,7 @@
                                       <w14:round/>
                                     </w14:textOutline>
                                   </w:rPr>
-                                  <w:t xml:space="preserve">asd</w:t>
+                                  <w:t xml:space="preserve"/>
                                 </w:r>
                               </w:p>
                               <w:p>
@@ -385,7 +385,7 @@
                                 <w14:round/>
                               </w14:textOutline>
                             </w:rPr>
-                            <w:t xml:space="preserve">asd</w:t>
+                            <w:t xml:space="preserve"/>
                           </w:r>
                         </w:p>
                         <w:p>
@@ -583,7 +583,7 @@
               <w:b/>
               <w:bCs/>
             </w:rPr>
-            <w:t xml:space="preserve">asd</w:t>
+            <w:t xml:space="preserve"/>
           </w:r>
         </w:p>
         <w:p>
@@ -682,7 +682,7 @@
               <w:i/>
               <w:iCs/>
             </w:rPr>
-            <w:t xml:space="preserve">13 April 2026</w:t>
+            <w:t xml:space="preserve">14 April 2026</w:t>
           </w:r>
         </w:p>
         <w:p>
@@ -1038,7 +1038,7 @@
           <w:rFonts w:eastAsia="Times New Roman" w:cs="Poppins"/>
           <w:lang w:eastAsia="en-IN"/>
         </w:rPr>
-        <w:t xml:space="preserve">asd</w:t>
+        <w:t xml:space="preserve"/>
       </w:r>
       <w:r>
         <w:rPr>
@@ -1496,7 +1496,7 @@
           <w:bCs/>
           <w:lang w:eastAsia="en-IN"/>
         </w:rPr>
-        <w:t xml:space="preserve">asd</w:t>
+        <w:t xml:space="preserve"/>
       </w:r>
       <w:r>
         <w:rPr>
@@ -1643,7 +1643,7 @@
           <w:b/>
           <w:lang w:eastAsia="en-IN"/>
         </w:rPr>
-        <w:t xml:space="preserve">asd</w:t>
+        <w:t xml:space="preserve"/>
       </w:r>
       <w:r>
         <w:rPr>
@@ -9200,7 +9200,7 @@
         <w:sz w:val="18"/>
         <w:lang w:val="en-GB"/>
       </w:rPr>
-      <w:t xml:space="preserve"> asd </w:t>
+      <w:t xml:space="preserve">  </w:t>
     </w:r>
     <w:r>
       <w:rPr>
